--- a/Word documents/AP_F_Block_Spanish_User_Guide.docx
+++ b/Word documents/AP_F_Block_Spanish_User_Guide.docx
@@ -7446,7 +7446,7 @@
           <w:sz w:val="22"/>
           <w:szCs w:val="22"/>
         </w:rPr>
-        <w:t xml:space="preserve"> in Birley 12. Your questions may differ from your neighbour's.</w:t>
+        <w:t xml:space="preserve"> in Birley 12. Your questions may differ from your neighbour's. Each of the four tests is drawn from across the whole selection AP chose, so the practice tests give you fresh questions rather than the same few again.</w:t>
       </w:r>
     </w:p>
     <w:p>

--- a/Word documents/AP_F_Block_Spanish_User_Guide.docx
+++ b/Word documents/AP_F_Block_Spanish_User_Guide.docx
@@ -7428,7 +7428,7 @@
           <w:sz w:val="22"/>
           <w:szCs w:val="22"/>
         </w:rPr>
-        <w:t xml:space="preserve">AP often sets the same set as three practice tests (named, for example, "VV11b PRACTICE 1, 2 and 3") for you to do at home, then the </w:t>
+        <w:t xml:space="preserve">AP often sets the same set as two or three practice tests (named, for example, "VV11b PRACTICE 1, 2 and 3") for you to do at home, then the </w:t>
       </w:r>
       <w:r>
         <w:rPr>
@@ -7446,7 +7446,7 @@
           <w:sz w:val="22"/>
           <w:szCs w:val="22"/>
         </w:rPr>
-        <w:t xml:space="preserve"> in Birley 12. Your questions may differ from your neighbour's. Each of the four tests is drawn from across the whole selection AP chose, so the practice tests give you fresh questions rather than the same few again.</w:t>
+        <w:t xml:space="preserve"> in Birley 12. Your questions may differ from your neighbour's. Between them, the practice tests cover the whole selection AP chose, and the ACTUAL TEST is a fresh random draw from all of it, so learning just one practice test will not be enough.</w:t>
       </w:r>
     </w:p>
     <w:p>
